--- a/Backend/src/templates/Form 28.docx
+++ b/Backend/src/templates/Form 28.docx
@@ -566,17 +566,7 @@
                 <w:bCs/>
                 <w:sz w:val="24"/>
               </w:rPr>
-              <w:t>{APPLICANT_NAME</w:t>
-            </w:r>
-            <w:proofErr w:type="gramStart"/>
-            <w:r>
-              <w:rPr>
-                <w:rFonts w:ascii="Times New Roman"/>
-                <w:b/>
-                <w:bCs/>
-                <w:sz w:val="24"/>
-              </w:rPr>
-              <w:t>}</w:t>
+              <w:t>{APPLICANT_NAME}</w:t>
             </w:r>
             <w:r>
               <w:rPr>
@@ -608,7 +598,6 @@
               </w:rPr>
               <w:t>an</w:t>
             </w:r>
-            <w:proofErr w:type="gramEnd"/>
             <w:r>
               <w:rPr>
                 <w:rFonts w:ascii="Times New Roman"/>
@@ -681,7 +670,6 @@
               </w:rPr>
               <w:t xml:space="preserve"> </w:t>
             </w:r>
-            <w:proofErr w:type="gramStart"/>
             <w:r>
               <w:rPr>
                 <w:rFonts w:ascii="Times New Roman"/>
@@ -709,38 +697,7 @@
                 <w:rFonts w:ascii="Times New Roman"/>
                 <w:sz w:val="24"/>
               </w:rPr>
-              <w:t>NH</w:t>
-            </w:r>
-            <w:proofErr w:type="gramEnd"/>
-            <w:r>
-              <w:rPr>
-                <w:rFonts w:ascii="Times New Roman"/>
-                <w:sz w:val="24"/>
-              </w:rPr>
-              <w:t xml:space="preserve">-45, </w:t>
-            </w:r>
-            <w:proofErr w:type="spellStart"/>
-            <w:r>
-              <w:rPr>
-                <w:rFonts w:ascii="Times New Roman"/>
-                <w:sz w:val="24"/>
-              </w:rPr>
-              <w:t>Samayapuram</w:t>
-            </w:r>
-            <w:proofErr w:type="spellEnd"/>
-            <w:r>
-              <w:rPr>
-                <w:rFonts w:ascii="Times New Roman"/>
-                <w:sz w:val="24"/>
-              </w:rPr>
-              <w:t>, Trichy, Tamil Nadu, India- 621112</w:t>
-            </w:r>
-            <w:r>
-              <w:rPr>
-                <w:rFonts w:ascii="Times New Roman"/>
-                <w:sz w:val="24"/>
-              </w:rPr>
-              <w:t>;</w:t>
+              <w:t>{APPLICANT_ADDRESS}</w:t>
             </w:r>
           </w:p>
           <w:p>
@@ -1796,7 +1753,6 @@
               </w:rPr>
               <w:t>{</w:t>
             </w:r>
-            <w:proofErr w:type="spellStart"/>
             <w:r>
               <w:rPr>
                 <w:rFonts w:ascii="Times New Roman"/>
@@ -1806,7 +1762,6 @@
               </w:rPr>
               <w:t>patent_officer</w:t>
             </w:r>
-            <w:proofErr w:type="spellEnd"/>
             <w:r>
               <w:rPr>
                 <w:rFonts w:ascii="Times New Roman"/>
@@ -2706,6 +2661,7 @@
   <w:style w:type="character" w:default="1" w:styleId="DefaultParagraphFont">
     <w:name w:val="Default Paragraph Font"/>
     <w:uiPriority w:val="1"/>
+    <w:semiHidden/>
     <w:unhideWhenUsed/>
   </w:style>
   <w:style w:type="table" w:default="1" w:styleId="TableNormal">
